--- a/amaal/reportes/Informe_Pasantia_IUTECP_BORRADOR.docx
+++ b/amaal/reportes/Informe_Pasantia_IUTECP_BORRADOR.docx
@@ -40,7 +40,7 @@
           <w:b/>
           <w:sz w:val="24"/>
         </w:rPr>
-        <w:t>"ELÍAS CALIXTO POMPA" (IUTECP)</w:t>
+        <w:t>"ELÍAS CALIXTO POMPA"</w:t>
         <w:br/>
       </w:r>
       <w:r>
@@ -54,7 +54,47 @@
     </w:p>
     <w:p>
       <w:pPr>
-        <w:spacing w:line="276" w:lineRule="auto" w:before="3844" w:after="0"/>
+        <w:spacing w:before="947" w:after="1242"/>
+        <w:jc w:val="center"/>
+      </w:pPr>
+      <w:r>
+        <w:drawing>
+          <wp:inline xmlns:a="http://schemas.openxmlformats.org/drawingml/2006/main" xmlns:pic="http://schemas.openxmlformats.org/drawingml/2006/picture">
+            <wp:extent cx="1080000" cy="347711"/>
+            <wp:docPr id="1" name="Picture 1"/>
+            <wp:cNvGraphicFramePr>
+              <a:graphicFrameLocks noChangeAspect="1"/>
+            </wp:cNvGraphicFramePr>
+            <a:graphic>
+              <a:graphicData uri="http://schemas.openxmlformats.org/drawingml/2006/picture">
+                <pic:pic>
+                  <pic:nvPicPr>
+                    <pic:cNvPr id="0" name="iutecp.png"/>
+                    <pic:cNvPicPr/>
+                  </pic:nvPicPr>
+                  <pic:blipFill>
+                    <a:blip r:embed="rId9"/>
+                    <a:stretch>
+                      <a:fillRect/>
+                    </a:stretch>
+                  </pic:blipFill>
+                  <pic:spPr>
+                    <a:xfrm>
+                      <a:off x="0" y="0"/>
+                      <a:ext cx="1080000" cy="347711"/>
+                    </a:xfrm>
+                    <a:prstGeom prst="rect"/>
+                  </pic:spPr>
+                </pic:pic>
+              </a:graphicData>
+            </a:graphic>
+          </wp:inline>
+        </w:drawing>
+      </w:r>
+    </w:p>
+    <w:p>
+      <w:pPr>
+        <w:spacing w:line="276" w:lineRule="auto" w:before="0" w:after="0"/>
         <w:jc w:val="center"/>
       </w:pPr>
       <w:r>
@@ -68,7 +108,7 @@
     </w:p>
     <w:p>
       <w:pPr>
-        <w:spacing w:line="276" w:lineRule="auto" w:before="2281" w:after="0"/>
+        <w:spacing w:line="276" w:lineRule="auto" w:before="3158" w:after="0"/>
         <w:jc w:val="right"/>
       </w:pPr>
       <w:r>
@@ -77,7 +117,16 @@
           <w:b/>
           <w:sz w:val="24"/>
         </w:rPr>
-        <w:t>Autor: Alrifaai Alrifaaie Amaal</w:t>
+        <w:t>Autor:</w:t>
+        <w:br/>
+      </w:r>
+      <w:r>
+        <w:rPr>
+          <w:rFonts w:ascii="Times New Roman" w:hAnsi="Times New Roman"/>
+          <w:b/>
+          <w:sz w:val="24"/>
+        </w:rPr>
+        <w:t>Alrifaai Alrifaaie Amaal</w:t>
         <w:br/>
       </w:r>
       <w:r>
@@ -91,7 +140,7 @@
     </w:p>
     <w:p>
       <w:pPr>
-        <w:spacing w:line="276" w:lineRule="auto" w:before="2309" w:after="0"/>
+        <w:spacing w:line="276" w:lineRule="auto" w:before="1579" w:after="0"/>
         <w:jc w:val="center"/>
       </w:pPr>
       <w:r>
@@ -105,7 +154,7 @@
     <w:p>
       <w:pPr>
         <w:sectPr>
-          <w:footerReference w:type="default" r:id="rId12"/>
+          <w:footerReference w:type="default" r:id="rId13"/>
           <w:pgSz w:w="12240" w:h="15840"/>
           <w:pgMar w:top="1701" w:right="1701" w:bottom="1701" w:left="2268" w:header="720" w:footer="720" w:gutter="0"/>
           <w:cols w:space="720"/>
@@ -115,7 +164,7 @@
     </w:p>
     <w:p>
       <w:pPr>
-        <w:spacing w:after="480"/>
+        <w:spacing w:before="1140" w:after="480"/>
         <w:jc w:val="center"/>
       </w:pPr>
       <w:r>
@@ -146,9 +195,9 @@
     <w:p>
       <w:pPr>
         <w:sectPr>
-          <w:footerReference w:type="default" r:id="rId13"/>
+          <w:footerReference w:type="default" r:id="rId14"/>
           <w:pgSz w:w="12240" w:h="15840"/>
-          <w:pgMar w:top="2835" w:right="1701" w:bottom="1701" w:left="2268" w:header="720" w:footer="720" w:gutter="0"/>
+          <w:pgMar w:top="1701" w:right="1701" w:bottom="1701" w:left="2268" w:header="720" w:footer="720" w:gutter="0"/>
           <w:cols w:space="720"/>
           <w:titlePg/>
           <w:docGrid w:linePitch="360"/>
@@ -159,6 +208,21 @@
       <w:bookmarkStart w:id="bm_cap1_ident" w:name="bm_cap1_ident"/>
       <w:pPr>
         <w:spacing w:before="480" w:after="480" w:line="360" w:lineRule="auto"/>
+        <w:jc w:val="center"/>
+      </w:pPr>
+      <w:r>
+        <w:rPr>
+          <w:rFonts w:ascii="Times New Roman" w:hAnsi="Times New Roman"/>
+          <w:b/>
+          <w:sz w:val="24"/>
+        </w:rPr>
+        <w:t>Identificación de la empresa</w:t>
+      </w:r>
+      <w:bookmarkEnd w:id="bm_cap1_ident"/>
+    </w:p>
+    <w:p>
+      <w:pPr>
+        <w:spacing w:before="480" w:after="480" w:line="360" w:lineRule="auto"/>
         <w:jc w:val="left"/>
       </w:pPr>
       <w:r>
@@ -167,39 +231,7 @@
           <w:b/>
           <w:sz w:val="24"/>
         </w:rPr>
-        <w:t>IDENTIFICACIÓN DE LA EMPRESA</w:t>
-      </w:r>
-      <w:bookmarkEnd w:id="bm_cap1_ident"/>
-    </w:p>
-    <w:p>
-      <w:pPr>
-        <w:spacing w:line="360" w:lineRule="auto" w:after="0" w:before="0"/>
-        <w:ind w:firstLine="709"/>
-        <w:jc w:val="both"/>
-      </w:pPr>
-      <w:r>
-        <w:rPr>
-          <w:rFonts w:ascii="Times New Roman" w:hAnsi="Times New Roman"/>
-          <w:i w:val="0"/>
-          <w:sz w:val="24"/>
-        </w:rPr>
-        <w:t>La pasantía profesional se llevó a cabo en Ingeniería de Telecomunicaciones, C.A., empresa del sector tecnológico conocida comercialmente bajo las siglas IDETEL o INTELCA, registrada bajo el Registro de Información Fiscal (RIF) N° J-08011691-7. La organización actúa como operador autorizado por la Comisión Nacional de Telecomunicaciones (CONATEL) y se desempeña como Distribuidor Autorizado de la marca Motorola en la región oriental del país.</w:t>
-      </w:r>
-    </w:p>
-    <w:p>
-      <w:pPr>
-        <w:spacing w:before="240" w:after="240" w:line="360" w:lineRule="auto"/>
-        <w:ind w:firstLine="709"/>
-        <w:jc w:val="left"/>
-      </w:pPr>
-      <w:r>
-        <w:rPr>
-          <w:rFonts w:ascii="Times New Roman" w:hAnsi="Times New Roman"/>
-          <w:b/>
-          <w:i/>
-          <w:sz w:val="24"/>
-        </w:rPr>
-        <w:t>1.1.1 Razón social</w:t>
+        <w:t>Razón social</w:t>
       </w:r>
     </w:p>
     <w:p>
@@ -220,18 +252,16 @@
     <w:p>
       <w:bookmarkStart w:id="bm_cap1_resena" w:name="bm_cap1_resena"/>
       <w:pPr>
-        <w:spacing w:before="240" w:after="240" w:line="360" w:lineRule="auto"/>
-        <w:ind w:firstLine="709"/>
+        <w:spacing w:before="480" w:after="480" w:line="360" w:lineRule="auto"/>
         <w:jc w:val="left"/>
       </w:pPr>
       <w:r>
         <w:rPr>
           <w:rFonts w:ascii="Times New Roman" w:hAnsi="Times New Roman"/>
           <w:b/>
-          <w:i/>
           <w:sz w:val="24"/>
         </w:rPr>
-        <w:t>1.1.2 Reseña histórica</w:t>
+        <w:t>Reseña histórica</w:t>
       </w:r>
       <w:bookmarkEnd w:id="bm_cap1_resena"/>
     </w:p>
@@ -283,18 +313,16 @@
     <w:p>
       <w:bookmarkStart w:id="bm_cap1_mision" w:name="bm_cap1_mision"/>
       <w:pPr>
-        <w:spacing w:before="240" w:after="240" w:line="360" w:lineRule="auto"/>
-        <w:ind w:firstLine="709"/>
+        <w:spacing w:before="480" w:after="480" w:line="360" w:lineRule="auto"/>
         <w:jc w:val="left"/>
       </w:pPr>
       <w:r>
         <w:rPr>
           <w:rFonts w:ascii="Times New Roman" w:hAnsi="Times New Roman"/>
           <w:b/>
-          <w:i/>
           <w:sz w:val="24"/>
         </w:rPr>
-        <w:t>1.1.3 Misión</w:t>
+        <w:t>Misión</w:t>
       </w:r>
       <w:bookmarkEnd w:id="bm_cap1_mision"/>
     </w:p>
@@ -307,7 +335,7 @@
       <w:r>
         <w:rPr>
           <w:rFonts w:ascii="Times New Roman" w:hAnsi="Times New Roman"/>
-          <w:i/>
+          <w:i w:val="0"/>
           <w:sz w:val="24"/>
         </w:rPr>
         <w:t>Brindar soluciones con altos estándares de confiabilidad en servicios de radiocomunicación y datos al segmento de mercado PyME, así como la entrega de servicios de calidad en el sector petrolero, asociados a los esfuerzos en ingeniería (integración multidisciplinaria), planificación y ejecución de proyectos de telecomunicaciones y automatización.</w:t>
@@ -316,18 +344,16 @@
     <w:p>
       <w:bookmarkStart w:id="bm_cap1_vision" w:name="bm_cap1_vision"/>
       <w:pPr>
-        <w:spacing w:before="240" w:after="240" w:line="360" w:lineRule="auto"/>
-        <w:ind w:firstLine="709"/>
+        <w:spacing w:before="480" w:after="480" w:line="360" w:lineRule="auto"/>
         <w:jc w:val="left"/>
       </w:pPr>
       <w:r>
         <w:rPr>
           <w:rFonts w:ascii="Times New Roman" w:hAnsi="Times New Roman"/>
           <w:b/>
-          <w:i/>
           <w:sz w:val="24"/>
         </w:rPr>
-        <w:t>1.1.4 Visión</w:t>
+        <w:t>Visión</w:t>
       </w:r>
       <w:bookmarkEnd w:id="bm_cap1_vision"/>
     </w:p>
@@ -340,7 +366,7 @@
       <w:r>
         <w:rPr>
           <w:rFonts w:ascii="Times New Roman" w:hAnsi="Times New Roman"/>
-          <w:i/>
+          <w:i w:val="0"/>
           <w:sz w:val="24"/>
         </w:rPr>
         <w:t>Ser reconocidos por los clientes como un proveedor de servicios altamente confiable y con altos estándares técnicos y de ingeniería, con capacidad de brindar soluciones multidisciplinarias en el área de automatización y telecomunicaciones, fortaleciendo continuamente el capital humano mediante capacitación y mejora progresiva de las instalaciones, con el fin de obtener la innovación, competitividad y liderazgo necesarios para sobresalir en el mercado de nuevas tecnologías.</w:t>
@@ -349,18 +375,16 @@
     <w:p>
       <w:bookmarkStart w:id="bm_cap1_valores" w:name="bm_cap1_valores"/>
       <w:pPr>
-        <w:spacing w:before="240" w:after="240" w:line="360" w:lineRule="auto"/>
-        <w:ind w:firstLine="709"/>
+        <w:spacing w:before="480" w:after="480" w:line="360" w:lineRule="auto"/>
         <w:jc w:val="left"/>
       </w:pPr>
       <w:r>
         <w:rPr>
           <w:rFonts w:ascii="Times New Roman" w:hAnsi="Times New Roman"/>
           <w:b/>
-          <w:i/>
           <w:sz w:val="24"/>
         </w:rPr>
-        <w:t>1.1.5 Valores</w:t>
+        <w:t>Valores</w:t>
       </w:r>
       <w:bookmarkEnd w:id="bm_cap1_valores"/>
     </w:p>
@@ -498,20 +522,32 @@
     <w:p>
       <w:bookmarkStart w:id="bm_cap1_obj" w:name="bm_cap1_obj"/>
       <w:pPr>
-        <w:spacing w:before="240" w:after="240" w:line="360" w:lineRule="auto"/>
-        <w:ind w:firstLine="709"/>
+        <w:spacing w:before="480" w:after="480" w:line="360" w:lineRule="auto"/>
         <w:jc w:val="left"/>
       </w:pPr>
       <w:r>
         <w:rPr>
           <w:rFonts w:ascii="Times New Roman" w:hAnsi="Times New Roman"/>
           <w:b/>
-          <w:i/>
           <w:sz w:val="24"/>
         </w:rPr>
-        <w:t>1.1.6 Objetivos Organizacionales</w:t>
+        <w:t>Objetivos Organizacionales</w:t>
       </w:r>
       <w:bookmarkEnd w:id="bm_cap1_obj"/>
+    </w:p>
+    <w:p>
+      <w:pPr>
+        <w:spacing w:before="480" w:after="480" w:line="360" w:lineRule="auto"/>
+        <w:jc w:val="left"/>
+      </w:pPr>
+      <w:r>
+        <w:rPr>
+          <w:rFonts w:ascii="Times New Roman" w:hAnsi="Times New Roman"/>
+          <w:b/>
+          <w:sz w:val="24"/>
+        </w:rPr>
+        <w:t>Objetivo General</w:t>
+      </w:r>
     </w:p>
     <w:p>
       <w:pPr>
@@ -525,7 +561,21 @@
           <w:i w:val="0"/>
           <w:sz w:val="24"/>
         </w:rPr>
-        <w:t>Entre sus objetivos organizacionales se encuentran:</w:t>
+        <w:t>Ejecutar todo género de actividad o prestación de servicios relacionados directa o indirectamente con el ramo de las comunicaciones, computación y la electrónica en general.</w:t>
+      </w:r>
+    </w:p>
+    <w:p>
+      <w:pPr>
+        <w:spacing w:before="480" w:after="480" w:line="360" w:lineRule="auto"/>
+        <w:jc w:val="left"/>
+      </w:pPr>
+      <w:r>
+        <w:rPr>
+          <w:rFonts w:ascii="Times New Roman" w:hAnsi="Times New Roman"/>
+          <w:b/>
+          <w:sz w:val="24"/>
+        </w:rPr>
+        <w:t>Objetivos Específicos</w:t>
       </w:r>
     </w:p>
     <w:p>
@@ -546,7 +596,7 @@
           <w:rFonts w:ascii="Times New Roman" w:hAnsi="Times New Roman"/>
           <w:sz w:val="24"/>
         </w:rPr>
-        <w:t>Ejecutar todo género de actividad o prestación de servicios relacionados directa o indirectamente con el ramo de las comunicaciones, computación y la electrónica en general.</w:t>
+        <w:t>Prestar servicios de importación, manufacturación, asesoría, ventas, instalaciones, arrendamientos, supervisión y mantenimiento en el área de telecomunicaciones.</w:t>
       </w:r>
     </w:p>
     <w:p>
@@ -567,45 +617,22 @@
           <w:rFonts w:ascii="Times New Roman" w:hAnsi="Times New Roman"/>
           <w:sz w:val="24"/>
         </w:rPr>
-        <w:t>Prestar servicios de importación, manufacturación, asesoría, ventas, instalaciones, arrendamientos, supervisión y mantenimiento en el área de telecomunicaciones.</w:t>
-      </w:r>
-    </w:p>
-    <w:p>
-      <w:pPr>
-        <w:spacing w:line="360" w:lineRule="auto"/>
-        <w:ind w:firstLine="709"/>
-        <w:jc w:val="both"/>
-      </w:pPr>
-      <w:r>
-        <w:rPr>
-          <w:rFonts w:ascii="Times New Roman" w:hAnsi="Times New Roman"/>
-          <w:sz w:val="24"/>
-        </w:rPr>
-        <w:t xml:space="preserve">3. </w:t>
-      </w:r>
-      <w:r>
-        <w:rPr>
-          <w:rFonts w:ascii="Times New Roman" w:hAnsi="Times New Roman"/>
-          <w:sz w:val="24"/>
-        </w:rPr>
         <w:t>Representar total o parcialmente cualquier producto comercial relacionado con sus operaciones mercantiles.</w:t>
       </w:r>
     </w:p>
     <w:p>
       <w:bookmarkStart w:id="bm_cap1_ubic" w:name="bm_cap1_ubic"/>
       <w:pPr>
-        <w:spacing w:before="240" w:after="240" w:line="360" w:lineRule="auto"/>
-        <w:ind w:firstLine="709"/>
+        <w:spacing w:before="480" w:after="480" w:line="360" w:lineRule="auto"/>
         <w:jc w:val="left"/>
       </w:pPr>
       <w:r>
         <w:rPr>
           <w:rFonts w:ascii="Times New Roman" w:hAnsi="Times New Roman"/>
           <w:b/>
-          <w:i/>
           <w:sz w:val="24"/>
         </w:rPr>
-        <w:t>1.1.7 Ubicación geográfica</w:t>
+        <w:t>Ubicación geográfica</w:t>
       </w:r>
       <w:bookmarkEnd w:id="bm_cap1_ubic"/>
     </w:p>
@@ -633,7 +660,7 @@
         <w:drawing>
           <wp:inline xmlns:a="http://schemas.openxmlformats.org/drawingml/2006/main" xmlns:pic="http://schemas.openxmlformats.org/drawingml/2006/picture">
             <wp:extent cx="1800000" cy="1125000"/>
-            <wp:docPr id="1" name="Picture 1"/>
+            <wp:docPr id="2" name="Picture 2"/>
             <wp:cNvGraphicFramePr>
               <a:graphicFrameLocks noChangeAspect="1"/>
             </wp:cNvGraphicFramePr>
@@ -645,7 +672,7 @@
                     <pic:cNvPicPr/>
                   </pic:nvPicPr>
                   <pic:blipFill>
-                    <a:blip r:embed="rId9"/>
+                    <a:blip r:embed="rId10"/>
                     <a:stretch>
                       <a:fillRect/>
                     </a:stretch>
@@ -691,18 +718,16 @@
     <w:p>
       <w:bookmarkStart w:id="bm_cap1_pobla" w:name="bm_cap1_pobla"/>
       <w:pPr>
-        <w:spacing w:before="240" w:after="240" w:line="360" w:lineRule="auto"/>
-        <w:ind w:firstLine="709"/>
+        <w:spacing w:before="480" w:after="480" w:line="360" w:lineRule="auto"/>
         <w:jc w:val="left"/>
       </w:pPr>
       <w:r>
         <w:rPr>
           <w:rFonts w:ascii="Times New Roman" w:hAnsi="Times New Roman"/>
           <w:b/>
-          <w:i/>
           <w:sz w:val="24"/>
         </w:rPr>
-        <w:t>1.1.8 Población de los trabajadores de la empresa</w:t>
+        <w:t>Población de los trabajadores de la empresa</w:t>
       </w:r>
       <w:bookmarkEnd w:id="bm_cap1_pobla"/>
     </w:p>
@@ -724,18 +749,16 @@
     <w:p>
       <w:bookmarkStart w:id="bm_cap1_estruct" w:name="bm_cap1_estruct"/>
       <w:pPr>
-        <w:spacing w:before="240" w:after="240" w:line="360" w:lineRule="auto"/>
-        <w:ind w:firstLine="709"/>
+        <w:spacing w:before="480" w:after="480" w:line="360" w:lineRule="auto"/>
         <w:jc w:val="left"/>
       </w:pPr>
       <w:r>
         <w:rPr>
           <w:rFonts w:ascii="Times New Roman" w:hAnsi="Times New Roman"/>
           <w:b/>
-          <w:i/>
           <w:sz w:val="24"/>
         </w:rPr>
-        <w:t>1.1.9 Estructura Organizativa</w:t>
+        <w:t>Estructura Organizativa</w:t>
       </w:r>
       <w:bookmarkEnd w:id="bm_cap1_estruct"/>
     </w:p>
@@ -763,7 +786,7 @@
         <w:drawing>
           <wp:inline xmlns:a="http://schemas.openxmlformats.org/drawingml/2006/main" xmlns:pic="http://schemas.openxmlformats.org/drawingml/2006/picture">
             <wp:extent cx="4320000" cy="1473429"/>
-            <wp:docPr id="2" name="Picture 2"/>
+            <wp:docPr id="3" name="Picture 3"/>
             <wp:cNvGraphicFramePr>
               <a:graphicFrameLocks noChangeAspect="1"/>
             </wp:cNvGraphicFramePr>
@@ -775,7 +798,7 @@
                     <pic:cNvPicPr/>
                   </pic:nvPicPr>
                   <pic:blipFill>
-                    <a:blip r:embed="rId10"/>
+                    <a:blip r:embed="rId11"/>
                     <a:stretch>
                       <a:fillRect/>
                     </a:stretch>
@@ -827,7 +850,7 @@
         <w:drawing>
           <wp:inline xmlns:a="http://schemas.openxmlformats.org/drawingml/2006/main" xmlns:pic="http://schemas.openxmlformats.org/drawingml/2006/picture">
             <wp:extent cx="4320000" cy="2680292"/>
-            <wp:docPr id="3" name="Picture 3"/>
+            <wp:docPr id="4" name="Picture 4"/>
             <wp:cNvGraphicFramePr>
               <a:graphicFrameLocks noChangeAspect="1"/>
             </wp:cNvGraphicFramePr>
@@ -839,7 +862,7 @@
                     <pic:cNvPicPr/>
                   </pic:nvPicPr>
                   <pic:blipFill>
-                    <a:blip r:embed="rId11"/>
+                    <a:blip r:embed="rId12"/>
                     <a:stretch>
                       <a:fillRect/>
                     </a:stretch>
@@ -885,7 +908,7 @@
     <w:p>
       <w:pPr>
         <w:sectPr>
-          <w:footerReference w:type="default" r:id="rId14"/>
+          <w:footerReference w:type="default" r:id="rId15"/>
           <w:type w:val="continuous"/>
           <w:pgSz w:w="12240" w:h="15840"/>
           <w:pgMar w:top="1701" w:right="1701" w:bottom="1701" w:left="2268" w:header="720" w:footer="720" w:gutter="0"/>
@@ -897,7 +920,7 @@
     </w:p>
     <w:p>
       <w:pPr>
-        <w:spacing w:after="480"/>
+        <w:spacing w:before="1140" w:after="480"/>
         <w:jc w:val="center"/>
       </w:pPr>
       <w:r>
@@ -928,9 +951,9 @@
     <w:p>
       <w:pPr>
         <w:sectPr>
-          <w:footerReference w:type="default" r:id="rId15"/>
+          <w:footerReference w:type="default" r:id="rId16"/>
           <w:pgSz w:w="12240" w:h="15840"/>
-          <w:pgMar w:top="2835" w:right="1701" w:bottom="1701" w:left="2268" w:header="720" w:footer="720" w:gutter="0"/>
+          <w:pgMar w:top="1701" w:right="1701" w:bottom="1701" w:left="2268" w:header="720" w:footer="720" w:gutter="0"/>
           <w:cols w:space="720"/>
           <w:titlePg/>
           <w:docGrid w:linePitch="360"/>
@@ -1222,15 +1245,16 @@
         <w:tblLayout w:type="fixed"/>
       </w:tblPr>
       <w:tblGrid>
-        <w:gridCol w:w="2551"/>
-        <w:gridCol w:w="2551"/>
-        <w:gridCol w:w="1701"/>
-        <w:gridCol w:w="1984"/>
+        <w:gridCol w:w="1644"/>
+        <w:gridCol w:w="1644"/>
+        <w:gridCol w:w="1644"/>
+        <w:gridCol w:w="1644"/>
+        <w:gridCol w:w="1695"/>
       </w:tblGrid>
       <w:tr>
         <w:tc>
           <w:tcPr>
-            <w:tcW w:w="2551" w:type="dxa"/>
+            <w:tcW w:w="1644" w:type="dxa"/>
             <w:shd w:val="clear" w:color="auto" w:fill="4472C4"/>
           </w:tcPr>
           <w:p>
@@ -1245,13 +1269,34 @@
                 <w:color w:val="FFFFFF"/>
                 <w:sz w:val="20"/>
               </w:rPr>
-              <w:t>Objetivo Específico</w:t>
+              <w:t>Objetivo</w:t>
             </w:r>
           </w:p>
         </w:tc>
         <w:tc>
           <w:tcPr>
-            <w:tcW w:w="2551" w:type="dxa"/>
+            <w:tcW w:w="1644" w:type="dxa"/>
+            <w:shd w:val="clear" w:color="auto" w:fill="4472C4"/>
+          </w:tcPr>
+          <w:p>
+            <w:pPr>
+              <w:spacing w:before="60" w:after="60" w:line="240" w:lineRule="auto"/>
+              <w:jc w:val="center"/>
+            </w:pPr>
+            <w:r>
+              <w:rPr>
+                <w:rFonts w:ascii="Times New Roman" w:hAnsi="Times New Roman"/>
+                <w:b/>
+                <w:color w:val="FFFFFF"/>
+                <w:sz w:val="20"/>
+              </w:rPr>
+              <w:t>Variable</w:t>
+            </w:r>
+          </w:p>
+        </w:tc>
+        <w:tc>
+          <w:tcPr>
+            <w:tcW w:w="1644" w:type="dxa"/>
             <w:shd w:val="clear" w:color="auto" w:fill="4472C4"/>
           </w:tcPr>
           <w:p>
@@ -1272,7 +1317,7 @@
         </w:tc>
         <w:tc>
           <w:tcPr>
-            <w:tcW w:w="1701" w:type="dxa"/>
+            <w:tcW w:w="1644" w:type="dxa"/>
             <w:shd w:val="clear" w:color="auto" w:fill="4472C4"/>
           </w:tcPr>
           <w:p>
@@ -1287,13 +1332,13 @@
                 <w:color w:val="FFFFFF"/>
                 <w:sz w:val="20"/>
               </w:rPr>
-              <w:t>Recursos</w:t>
+              <w:t>Técnica</w:t>
             </w:r>
           </w:p>
         </w:tc>
         <w:tc>
           <w:tcPr>
-            <w:tcW w:w="1984" w:type="dxa"/>
+            <w:tcW w:w="1695" w:type="dxa"/>
             <w:shd w:val="clear" w:color="auto" w:fill="4472C4"/>
           </w:tcPr>
           <w:p>
@@ -1308,7 +1353,7 @@
                 <w:color w:val="FFFFFF"/>
                 <w:sz w:val="20"/>
               </w:rPr>
-              <w:t>Indicadores de Logro</w:t>
+              <w:t>Instrumento</w:t>
             </w:r>
           </w:p>
         </w:tc>
@@ -1316,7 +1361,7 @@
       <w:tr>
         <w:tc>
           <w:tcPr>
-            <w:tcW w:w="2551" w:type="dxa"/>
+            <w:tcW w:w="1644" w:type="dxa"/>
             <w:shd w:val="clear" w:color="auto" w:fill="FFFFFF"/>
           </w:tcPr>
           <w:p>
@@ -1337,7 +1382,7 @@
         </w:tc>
         <w:tc>
           <w:tcPr>
-            <w:tcW w:w="2551" w:type="dxa"/>
+            <w:tcW w:w="1644" w:type="dxa"/>
             <w:shd w:val="clear" w:color="auto" w:fill="FFFFFF"/>
           </w:tcPr>
           <w:p>
@@ -1358,7 +1403,7 @@
         </w:tc>
         <w:tc>
           <w:tcPr>
-            <w:tcW w:w="1701" w:type="dxa"/>
+            <w:tcW w:w="1644" w:type="dxa"/>
             <w:shd w:val="clear" w:color="auto" w:fill="FFFFFF"/>
           </w:tcPr>
           <w:p>
@@ -1379,7 +1424,7 @@
         </w:tc>
         <w:tc>
           <w:tcPr>
-            <w:tcW w:w="1984" w:type="dxa"/>
+            <w:tcW w:w="1644" w:type="dxa"/>
             <w:shd w:val="clear" w:color="auto" w:fill="FFFFFF"/>
           </w:tcPr>
           <w:p>
@@ -1398,11 +1443,31 @@
             </w:r>
           </w:p>
         </w:tc>
+        <w:tc>
+          <w:tcPr>
+            <w:tcW w:w="1695" w:type="dxa"/>
+            <w:shd w:val="clear" w:color="auto" w:fill="FFFFFF"/>
+          </w:tcPr>
+          <w:p>
+            <w:pPr>
+              <w:spacing w:before="60" w:after="60" w:line="240" w:lineRule="auto"/>
+              <w:jc w:val="both"/>
+            </w:pPr>
+            <w:r>
+              <w:rPr>
+                <w:rFonts w:ascii="Times New Roman" w:hAnsi="Times New Roman"/>
+                <w:b w:val="0"/>
+                <w:color w:val="000000"/>
+                <w:sz w:val="20"/>
+              </w:rPr>
+            </w:r>
+          </w:p>
+        </w:tc>
       </w:tr>
       <w:tr>
         <w:tc>
           <w:tcPr>
-            <w:tcW w:w="2551" w:type="dxa"/>
+            <w:tcW w:w="1644" w:type="dxa"/>
             <w:shd w:val="clear" w:color="auto" w:fill="D9E1F2"/>
           </w:tcPr>
           <w:p>
@@ -1423,7 +1488,7 @@
         </w:tc>
         <w:tc>
           <w:tcPr>
-            <w:tcW w:w="2551" w:type="dxa"/>
+            <w:tcW w:w="1644" w:type="dxa"/>
             <w:shd w:val="clear" w:color="auto" w:fill="D9E1F2"/>
           </w:tcPr>
           <w:p>
@@ -1444,7 +1509,7 @@
         </w:tc>
         <w:tc>
           <w:tcPr>
-            <w:tcW w:w="1701" w:type="dxa"/>
+            <w:tcW w:w="1644" w:type="dxa"/>
             <w:shd w:val="clear" w:color="auto" w:fill="D9E1F2"/>
           </w:tcPr>
           <w:p>
@@ -1465,7 +1530,7 @@
         </w:tc>
         <w:tc>
           <w:tcPr>
-            <w:tcW w:w="1984" w:type="dxa"/>
+            <w:tcW w:w="1644" w:type="dxa"/>
             <w:shd w:val="clear" w:color="auto" w:fill="D9E1F2"/>
           </w:tcPr>
           <w:p>
@@ -1484,11 +1549,31 @@
             </w:r>
           </w:p>
         </w:tc>
+        <w:tc>
+          <w:tcPr>
+            <w:tcW w:w="1695" w:type="dxa"/>
+            <w:shd w:val="clear" w:color="auto" w:fill="D9E1F2"/>
+          </w:tcPr>
+          <w:p>
+            <w:pPr>
+              <w:spacing w:before="60" w:after="60" w:line="240" w:lineRule="auto"/>
+              <w:jc w:val="both"/>
+            </w:pPr>
+            <w:r>
+              <w:rPr>
+                <w:rFonts w:ascii="Times New Roman" w:hAnsi="Times New Roman"/>
+                <w:b w:val="0"/>
+                <w:color w:val="000000"/>
+                <w:sz w:val="20"/>
+              </w:rPr>
+            </w:r>
+          </w:p>
+        </w:tc>
       </w:tr>
       <w:tr>
         <w:tc>
           <w:tcPr>
-            <w:tcW w:w="2551" w:type="dxa"/>
+            <w:tcW w:w="1644" w:type="dxa"/>
             <w:shd w:val="clear" w:color="auto" w:fill="FFFFFF"/>
           </w:tcPr>
           <w:p>
@@ -1509,7 +1594,7 @@
         </w:tc>
         <w:tc>
           <w:tcPr>
-            <w:tcW w:w="2551" w:type="dxa"/>
+            <w:tcW w:w="1644" w:type="dxa"/>
             <w:shd w:val="clear" w:color="auto" w:fill="FFFFFF"/>
           </w:tcPr>
           <w:p>
@@ -1530,7 +1615,7 @@
         </w:tc>
         <w:tc>
           <w:tcPr>
-            <w:tcW w:w="1701" w:type="dxa"/>
+            <w:tcW w:w="1644" w:type="dxa"/>
             <w:shd w:val="clear" w:color="auto" w:fill="FFFFFF"/>
           </w:tcPr>
           <w:p>
@@ -1551,7 +1636,7 @@
         </w:tc>
         <w:tc>
           <w:tcPr>
-            <w:tcW w:w="1984" w:type="dxa"/>
+            <w:tcW w:w="1644" w:type="dxa"/>
             <w:shd w:val="clear" w:color="auto" w:fill="FFFFFF"/>
           </w:tcPr>
           <w:p>
@@ -1570,11 +1655,31 @@
             </w:r>
           </w:p>
         </w:tc>
+        <w:tc>
+          <w:tcPr>
+            <w:tcW w:w="1695" w:type="dxa"/>
+            <w:shd w:val="clear" w:color="auto" w:fill="FFFFFF"/>
+          </w:tcPr>
+          <w:p>
+            <w:pPr>
+              <w:spacing w:before="60" w:after="60" w:line="240" w:lineRule="auto"/>
+              <w:jc w:val="both"/>
+            </w:pPr>
+            <w:r>
+              <w:rPr>
+                <w:rFonts w:ascii="Times New Roman" w:hAnsi="Times New Roman"/>
+                <w:b w:val="0"/>
+                <w:color w:val="000000"/>
+                <w:sz w:val="20"/>
+              </w:rPr>
+            </w:r>
+          </w:p>
+        </w:tc>
       </w:tr>
       <w:tr>
         <w:tc>
           <w:tcPr>
-            <w:tcW w:w="2551" w:type="dxa"/>
+            <w:tcW w:w="1644" w:type="dxa"/>
             <w:shd w:val="clear" w:color="auto" w:fill="D9E1F2"/>
           </w:tcPr>
           <w:p>
@@ -1595,7 +1700,7 @@
         </w:tc>
         <w:tc>
           <w:tcPr>
-            <w:tcW w:w="2551" w:type="dxa"/>
+            <w:tcW w:w="1644" w:type="dxa"/>
             <w:shd w:val="clear" w:color="auto" w:fill="D9E1F2"/>
           </w:tcPr>
           <w:p>
@@ -1616,7 +1721,7 @@
         </w:tc>
         <w:tc>
           <w:tcPr>
-            <w:tcW w:w="1701" w:type="dxa"/>
+            <w:tcW w:w="1644" w:type="dxa"/>
             <w:shd w:val="clear" w:color="auto" w:fill="D9E1F2"/>
           </w:tcPr>
           <w:p>
@@ -1637,7 +1742,7 @@
         </w:tc>
         <w:tc>
           <w:tcPr>
-            <w:tcW w:w="1984" w:type="dxa"/>
+            <w:tcW w:w="1644" w:type="dxa"/>
             <w:shd w:val="clear" w:color="auto" w:fill="D9E1F2"/>
           </w:tcPr>
           <w:p>
@@ -1653,6 +1758,26 @@
                 <w:sz w:val="20"/>
               </w:rPr>
               <w:t>Propuesta de mejora procedimental formulada.</w:t>
+            </w:r>
+          </w:p>
+        </w:tc>
+        <w:tc>
+          <w:tcPr>
+            <w:tcW w:w="1695" w:type="dxa"/>
+            <w:shd w:val="clear" w:color="auto" w:fill="D9E1F2"/>
+          </w:tcPr>
+          <w:p>
+            <w:pPr>
+              <w:spacing w:before="60" w:after="60" w:line="240" w:lineRule="auto"/>
+              <w:jc w:val="both"/>
+            </w:pPr>
+            <w:r>
+              <w:rPr>
+                <w:rFonts w:ascii="Times New Roman" w:hAnsi="Times New Roman"/>
+                <w:b w:val="0"/>
+                <w:color w:val="000000"/>
+                <w:sz w:val="20"/>
+              </w:rPr>
             </w:r>
           </w:p>
         </w:tc>
@@ -1752,7 +1877,96 @@
                 <w:color w:val="FFFFFF"/>
                 <w:sz w:val="20"/>
               </w:rPr>
-              <w:t>Actividades Administrativas</w:t>
+              <w:t>Semana</w:t>
+            </w:r>
+          </w:p>
+        </w:tc>
+        <w:tc>
+          <w:tcPr>
+            <w:tcW w:w="2092" w:type="dxa"/>
+            <w:gridSpan w:val="4"/>
+            <w:shd w:val="clear" w:color="auto" w:fill="4472C4"/>
+          </w:tcPr>
+          <w:p>
+            <w:pPr>
+              <w:spacing w:before="60" w:after="60" w:line="240" w:lineRule="auto"/>
+              <w:jc w:val="center"/>
+            </w:pPr>
+            <w:r>
+              <w:rPr>
+                <w:rFonts w:ascii="Times New Roman" w:hAnsi="Times New Roman"/>
+                <w:b/>
+                <w:color w:val="FFFFFF"/>
+                <w:sz w:val="20"/>
+              </w:rPr>
+              <w:t>JUNIO</w:t>
+            </w:r>
+          </w:p>
+        </w:tc>
+        <w:tc>
+          <w:tcPr>
+            <w:tcW w:w="2092" w:type="dxa"/>
+            <w:gridSpan w:val="4"/>
+            <w:shd w:val="clear" w:color="auto" w:fill="4472C4"/>
+          </w:tcPr>
+          <w:p>
+            <w:pPr>
+              <w:spacing w:before="60" w:after="60" w:line="240" w:lineRule="auto"/>
+              <w:jc w:val="center"/>
+            </w:pPr>
+            <w:r>
+              <w:rPr>
+                <w:rFonts w:ascii="Times New Roman" w:hAnsi="Times New Roman"/>
+                <w:b/>
+                <w:color w:val="FFFFFF"/>
+                <w:sz w:val="20"/>
+              </w:rPr>
+              <w:t>JULIO</w:t>
+            </w:r>
+          </w:p>
+        </w:tc>
+        <w:tc>
+          <w:tcPr>
+            <w:tcW w:w="1046" w:type="dxa"/>
+            <w:gridSpan w:val="2"/>
+            <w:shd w:val="clear" w:color="auto" w:fill="4472C4"/>
+          </w:tcPr>
+          <w:p>
+            <w:pPr>
+              <w:spacing w:before="60" w:after="60" w:line="240" w:lineRule="auto"/>
+              <w:jc w:val="center"/>
+            </w:pPr>
+            <w:r>
+              <w:rPr>
+                <w:rFonts w:ascii="Times New Roman" w:hAnsi="Times New Roman"/>
+                <w:b/>
+                <w:color w:val="FFFFFF"/>
+                <w:sz w:val="20"/>
+              </w:rPr>
+              <w:t>AGOSTO</w:t>
+            </w:r>
+          </w:p>
+        </w:tc>
+      </w:tr>
+      <w:tr>
+        <w:tc>
+          <w:tcPr>
+            <w:tcW w:w="3033" w:type="dxa"/>
+            <w:shd w:val="clear" w:color="auto" w:fill="4472C4"/>
+          </w:tcPr>
+          <w:p>
+            <w:pPr>
+              <w:spacing w:before="60" w:after="60" w:line="240" w:lineRule="auto"/>
+              <w:jc w:val="center"/>
+            </w:pPr>
+            <w:r>
+              <w:rPr>
+                <w:rFonts w:ascii="Times New Roman" w:hAnsi="Times New Roman"/>
+                <w:b/>
+                <w:color w:val="FFFFFF"/>
+                <w:sz w:val="20"/>
+              </w:rPr>
+              <w:t>Actividad</w:t>
             </w:r>
           </w:p>
         </w:tc>
@@ -1773,7 +1987,7 @@
                 <w:color w:val="FFFFFF"/>
                 <w:sz w:val="18"/>
               </w:rPr>
-              <w:t>S1</w:t>
+              <w:t>1</w:t>
             </w:r>
           </w:p>
         </w:tc>
@@ -1794,7 +2008,7 @@
                 <w:color w:val="FFFFFF"/>
                 <w:sz w:val="18"/>
               </w:rPr>
-              <w:t>S2</w:t>
+              <w:t>2</w:t>
             </w:r>
           </w:p>
         </w:tc>
@@ -1815,7 +2029,7 @@
                 <w:color w:val="FFFFFF"/>
                 <w:sz w:val="18"/>
               </w:rPr>
-              <w:t>S3</w:t>
+              <w:t>3</w:t>
             </w:r>
           </w:p>
         </w:tc>
@@ -1836,7 +2050,7 @@
                 <w:color w:val="FFFFFF"/>
                 <w:sz w:val="18"/>
               </w:rPr>
-              <w:t>S4</w:t>
+              <w:t>4</w:t>
             </w:r>
           </w:p>
         </w:tc>
@@ -1857,7 +2071,7 @@
                 <w:color w:val="FFFFFF"/>
                 <w:sz w:val="18"/>
               </w:rPr>
-              <w:t>S5</w:t>
+              <w:t>1</w:t>
             </w:r>
           </w:p>
         </w:tc>
@@ -1878,7 +2092,7 @@
                 <w:color w:val="FFFFFF"/>
                 <w:sz w:val="18"/>
               </w:rPr>
-              <w:t>S6</w:t>
+              <w:t>2</w:t>
             </w:r>
           </w:p>
         </w:tc>
@@ -1899,7 +2113,7 @@
                 <w:color w:val="FFFFFF"/>
                 <w:sz w:val="18"/>
               </w:rPr>
-              <w:t>S7</w:t>
+              <w:t>3</w:t>
             </w:r>
           </w:p>
         </w:tc>
@@ -1920,7 +2134,7 @@
                 <w:color w:val="FFFFFF"/>
                 <w:sz w:val="18"/>
               </w:rPr>
-              <w:t>S8</w:t>
+              <w:t>4</w:t>
             </w:r>
           </w:p>
         </w:tc>
@@ -1941,7 +2155,7 @@
                 <w:color w:val="FFFFFF"/>
                 <w:sz w:val="18"/>
               </w:rPr>
-              <w:t>S9</w:t>
+              <w:t>1</w:t>
             </w:r>
           </w:p>
         </w:tc>
@@ -1962,7 +2176,231 @@
                 <w:color w:val="FFFFFF"/>
                 <w:sz w:val="18"/>
               </w:rPr>
-              <w:t>S10</w:t>
+              <w:t>2</w:t>
+            </w:r>
+          </w:p>
+        </w:tc>
+      </w:tr>
+      <w:tr>
+        <w:tc>
+          <w:tcPr>
+            <w:tcW w:w="3033" w:type="dxa"/>
+            <w:shd w:val="clear" w:color="auto" w:fill="D9E1F2"/>
+          </w:tcPr>
+          <w:p>
+            <w:pPr>
+              <w:spacing w:before="60" w:after="60" w:line="240" w:lineRule="auto"/>
+              <w:jc w:val="both"/>
+            </w:pPr>
+            <w:r>
+              <w:rPr>
+                <w:rFonts w:ascii="Times New Roman" w:hAnsi="Times New Roman"/>
+                <w:b w:val="0"/>
+                <w:color w:val="000000"/>
+                <w:sz w:val="20"/>
+              </w:rPr>
+              <w:t>Inducción y reconocimiento del área de trabajo.</w:t>
+            </w:r>
+          </w:p>
+        </w:tc>
+        <w:tc>
+          <w:tcPr>
+            <w:tcW w:w="523" w:type="dxa"/>
+            <w:shd w:val="clear" w:color="auto" w:fill="70AD47"/>
+          </w:tcPr>
+          <w:p>
+            <w:pPr>
+              <w:spacing w:before="60" w:after="60" w:line="240" w:lineRule="auto"/>
+              <w:jc w:val="center"/>
+            </w:pPr>
+            <w:r>
+              <w:rPr>
+                <w:rFonts w:ascii="Times New Roman" w:hAnsi="Times New Roman"/>
+                <w:b w:val="0"/>
+                <w:color w:val="FFFFFF"/>
+                <w:sz w:val="18"/>
+              </w:rPr>
+              <w:t>✓</w:t>
+            </w:r>
+          </w:p>
+        </w:tc>
+        <w:tc>
+          <w:tcPr>
+            <w:tcW w:w="523" w:type="dxa"/>
+            <w:shd w:val="clear" w:color="auto" w:fill="D9E1F2"/>
+          </w:tcPr>
+          <w:p>
+            <w:pPr>
+              <w:spacing w:before="60" w:after="60" w:line="240" w:lineRule="auto"/>
+              <w:jc w:val="center"/>
+            </w:pPr>
+            <w:r>
+              <w:rPr>
+                <w:rFonts w:ascii="Times New Roman" w:hAnsi="Times New Roman"/>
+                <w:b w:val="0"/>
+                <w:color w:val="000000"/>
+                <w:sz w:val="18"/>
+              </w:rPr>
+            </w:r>
+          </w:p>
+        </w:tc>
+        <w:tc>
+          <w:tcPr>
+            <w:tcW w:w="523" w:type="dxa"/>
+            <w:shd w:val="clear" w:color="auto" w:fill="D9E1F2"/>
+          </w:tcPr>
+          <w:p>
+            <w:pPr>
+              <w:spacing w:before="60" w:after="60" w:line="240" w:lineRule="auto"/>
+              <w:jc w:val="center"/>
+            </w:pPr>
+            <w:r>
+              <w:rPr>
+                <w:rFonts w:ascii="Times New Roman" w:hAnsi="Times New Roman"/>
+                <w:b w:val="0"/>
+                <w:color w:val="000000"/>
+                <w:sz w:val="18"/>
+              </w:rPr>
+            </w:r>
+          </w:p>
+        </w:tc>
+        <w:tc>
+          <w:tcPr>
+            <w:tcW w:w="523" w:type="dxa"/>
+            <w:shd w:val="clear" w:color="auto" w:fill="D9E1F2"/>
+          </w:tcPr>
+          <w:p>
+            <w:pPr>
+              <w:spacing w:before="60" w:after="60" w:line="240" w:lineRule="auto"/>
+              <w:jc w:val="center"/>
+            </w:pPr>
+            <w:r>
+              <w:rPr>
+                <w:rFonts w:ascii="Times New Roman" w:hAnsi="Times New Roman"/>
+                <w:b w:val="0"/>
+                <w:color w:val="000000"/>
+                <w:sz w:val="18"/>
+              </w:rPr>
+            </w:r>
+          </w:p>
+        </w:tc>
+        <w:tc>
+          <w:tcPr>
+            <w:tcW w:w="523" w:type="dxa"/>
+            <w:shd w:val="clear" w:color="auto" w:fill="D9E1F2"/>
+          </w:tcPr>
+          <w:p>
+            <w:pPr>
+              <w:spacing w:before="60" w:after="60" w:line="240" w:lineRule="auto"/>
+              <w:jc w:val="center"/>
+            </w:pPr>
+            <w:r>
+              <w:rPr>
+                <w:rFonts w:ascii="Times New Roman" w:hAnsi="Times New Roman"/>
+                <w:b w:val="0"/>
+                <w:color w:val="000000"/>
+                <w:sz w:val="18"/>
+              </w:rPr>
+            </w:r>
+          </w:p>
+        </w:tc>
+        <w:tc>
+          <w:tcPr>
+            <w:tcW w:w="523" w:type="dxa"/>
+            <w:shd w:val="clear" w:color="auto" w:fill="D9E1F2"/>
+          </w:tcPr>
+          <w:p>
+            <w:pPr>
+              <w:spacing w:before="60" w:after="60" w:line="240" w:lineRule="auto"/>
+              <w:jc w:val="center"/>
+            </w:pPr>
+            <w:r>
+              <w:rPr>
+                <w:rFonts w:ascii="Times New Roman" w:hAnsi="Times New Roman"/>
+                <w:b w:val="0"/>
+                <w:color w:val="000000"/>
+                <w:sz w:val="18"/>
+              </w:rPr>
+            </w:r>
+          </w:p>
+        </w:tc>
+        <w:tc>
+          <w:tcPr>
+            <w:tcW w:w="523" w:type="dxa"/>
+            <w:shd w:val="clear" w:color="auto" w:fill="D9E1F2"/>
+          </w:tcPr>
+          <w:p>
+            <w:pPr>
+              <w:spacing w:before="60" w:after="60" w:line="240" w:lineRule="auto"/>
+              <w:jc w:val="center"/>
+            </w:pPr>
+            <w:r>
+              <w:rPr>
+                <w:rFonts w:ascii="Times New Roman" w:hAnsi="Times New Roman"/>
+                <w:b w:val="0"/>
+                <w:color w:val="000000"/>
+                <w:sz w:val="18"/>
+              </w:rPr>
+            </w:r>
+          </w:p>
+        </w:tc>
+        <w:tc>
+          <w:tcPr>
+            <w:tcW w:w="523" w:type="dxa"/>
+            <w:shd w:val="clear" w:color="auto" w:fill="D9E1F2"/>
+          </w:tcPr>
+          <w:p>
+            <w:pPr>
+              <w:spacing w:before="60" w:after="60" w:line="240" w:lineRule="auto"/>
+              <w:jc w:val="center"/>
+            </w:pPr>
+            <w:r>
+              <w:rPr>
+                <w:rFonts w:ascii="Times New Roman" w:hAnsi="Times New Roman"/>
+                <w:b w:val="0"/>
+                <w:color w:val="000000"/>
+                <w:sz w:val="18"/>
+              </w:rPr>
+            </w:r>
+          </w:p>
+        </w:tc>
+        <w:tc>
+          <w:tcPr>
+            <w:tcW w:w="523" w:type="dxa"/>
+            <w:shd w:val="clear" w:color="auto" w:fill="D9E1F2"/>
+          </w:tcPr>
+          <w:p>
+            <w:pPr>
+              <w:spacing w:before="60" w:after="60" w:line="240" w:lineRule="auto"/>
+              <w:jc w:val="center"/>
+            </w:pPr>
+            <w:r>
+              <w:rPr>
+                <w:rFonts w:ascii="Times New Roman" w:hAnsi="Times New Roman"/>
+                <w:b w:val="0"/>
+                <w:color w:val="000000"/>
+                <w:sz w:val="18"/>
+              </w:rPr>
+            </w:r>
+          </w:p>
+        </w:tc>
+        <w:tc>
+          <w:tcPr>
+            <w:tcW w:w="523" w:type="dxa"/>
+            <w:shd w:val="clear" w:color="auto" w:fill="D9E1F2"/>
+          </w:tcPr>
+          <w:p>
+            <w:pPr>
+              <w:spacing w:before="60" w:after="60" w:line="240" w:lineRule="auto"/>
+              <w:jc w:val="center"/>
+            </w:pPr>
+            <w:r>
+              <w:rPr>
+                <w:rFonts w:ascii="Times New Roman" w:hAnsi="Times New Roman"/>
+                <w:b w:val="0"/>
+                <w:color w:val="000000"/>
+                <w:sz w:val="18"/>
+              </w:rPr>
             </w:r>
           </w:p>
         </w:tc>
@@ -1985,7 +2423,28 @@
                 <w:color w:val="000000"/>
                 <w:sz w:val="20"/>
               </w:rPr>
-              <w:t>Inducción y reconocimiento del área de trabajo.</w:t>
+              <w:t>Levantamiento de información sobre procesos administrativos.</w:t>
+            </w:r>
+          </w:p>
+        </w:tc>
+        <w:tc>
+          <w:tcPr>
+            <w:tcW w:w="523" w:type="dxa"/>
+            <w:shd w:val="clear" w:color="auto" w:fill="70AD47"/>
+          </w:tcPr>
+          <w:p>
+            <w:pPr>
+              <w:spacing w:before="60" w:after="60" w:line="240" w:lineRule="auto"/>
+              <w:jc w:val="center"/>
+            </w:pPr>
+            <w:r>
+              <w:rPr>
+                <w:rFonts w:ascii="Times New Roman" w:hAnsi="Times New Roman"/>
+                <w:b w:val="0"/>
+                <w:color w:val="FFFFFF"/>
+                <w:sz w:val="18"/>
+              </w:rPr>
+              <w:t>✓</w:t>
             </w:r>
           </w:p>
         </w:tc>
@@ -2170,26 +2629,6 @@
             </w:r>
           </w:p>
         </w:tc>
-        <w:tc>
-          <w:tcPr>
-            <w:tcW w:w="523" w:type="dxa"/>
-            <w:shd w:val="clear" w:color="auto" w:fill="FFFFFF"/>
-          </w:tcPr>
-          <w:p>
-            <w:pPr>
-              <w:spacing w:before="60" w:after="60" w:line="240" w:lineRule="auto"/>
-              <w:jc w:val="center"/>
-            </w:pPr>
-            <w:r>
-              <w:rPr>
-                <w:rFonts w:ascii="Times New Roman" w:hAnsi="Times New Roman"/>
-                <w:b w:val="0"/>
-                <w:color w:val="000000"/>
-                <w:sz w:val="18"/>
-              </w:rPr>
-            </w:r>
-          </w:p>
-        </w:tc>
       </w:tr>
       <w:tr>
         <w:tc>
@@ -2209,7 +2648,27 @@
                 <w:color w:val="000000"/>
                 <w:sz w:val="20"/>
               </w:rPr>
-              <w:t>Levantamiento de información sobre procesos administrativos.</w:t>
+              <w:t>Observación y análisis del proceso de solicitudes de servicio.</w:t>
+            </w:r>
+          </w:p>
+        </w:tc>
+        <w:tc>
+          <w:tcPr>
+            <w:tcW w:w="523" w:type="dxa"/>
+            <w:shd w:val="clear" w:color="auto" w:fill="D9E1F2"/>
+          </w:tcPr>
+          <w:p>
+            <w:pPr>
+              <w:spacing w:before="60" w:after="60" w:line="240" w:lineRule="auto"/>
+              <w:jc w:val="center"/>
+            </w:pPr>
+            <w:r>
+              <w:rPr>
+                <w:rFonts w:ascii="Times New Roman" w:hAnsi="Times New Roman"/>
+                <w:b w:val="0"/>
+                <w:color w:val="000000"/>
+                <w:sz w:val="18"/>
+              </w:rPr>
             </w:r>
           </w:p>
         </w:tc>
@@ -2395,26 +2854,6 @@
             </w:r>
           </w:p>
         </w:tc>
-        <w:tc>
-          <w:tcPr>
-            <w:tcW w:w="523" w:type="dxa"/>
-            <w:shd w:val="clear" w:color="auto" w:fill="D9E1F2"/>
-          </w:tcPr>
-          <w:p>
-            <w:pPr>
-              <w:spacing w:before="60" w:after="60" w:line="240" w:lineRule="auto"/>
-              <w:jc w:val="center"/>
-            </w:pPr>
-            <w:r>
-              <w:rPr>
-                <w:rFonts w:ascii="Times New Roman" w:hAnsi="Times New Roman"/>
-                <w:b w:val="0"/>
-                <w:color w:val="000000"/>
-                <w:sz w:val="18"/>
-              </w:rPr>
-            </w:r>
-          </w:p>
-        </w:tc>
       </w:tr>
       <w:tr>
         <w:tc>
@@ -2434,7 +2873,27 @@
                 <w:color w:val="000000"/>
                 <w:sz w:val="20"/>
               </w:rPr>
-              <w:t>Observación y análisis del proceso de solicitudes de servicio.</w:t>
+              <w:t>Diseño y aplicación de instrumentos de recolección de datos.</w:t>
+            </w:r>
+          </w:p>
+        </w:tc>
+        <w:tc>
+          <w:tcPr>
+            <w:tcW w:w="523" w:type="dxa"/>
+            <w:shd w:val="clear" w:color="auto" w:fill="FFFFFF"/>
+          </w:tcPr>
+          <w:p>
+            <w:pPr>
+              <w:spacing w:before="60" w:after="60" w:line="240" w:lineRule="auto"/>
+              <w:jc w:val="center"/>
+            </w:pPr>
+            <w:r>
+              <w:rPr>
+                <w:rFonts w:ascii="Times New Roman" w:hAnsi="Times New Roman"/>
+                <w:b w:val="0"/>
+                <w:color w:val="000000"/>
+                <w:sz w:val="18"/>
+              </w:rPr>
             </w:r>
           </w:p>
         </w:tc>
@@ -2620,26 +3079,6 @@
             </w:r>
           </w:p>
         </w:tc>
-        <w:tc>
-          <w:tcPr>
-            <w:tcW w:w="523" w:type="dxa"/>
-            <w:shd w:val="clear" w:color="auto" w:fill="FFFFFF"/>
-          </w:tcPr>
-          <w:p>
-            <w:pPr>
-              <w:spacing w:before="60" w:after="60" w:line="240" w:lineRule="auto"/>
-              <w:jc w:val="center"/>
-            </w:pPr>
-            <w:r>
-              <w:rPr>
-                <w:rFonts w:ascii="Times New Roman" w:hAnsi="Times New Roman"/>
-                <w:b w:val="0"/>
-                <w:color w:val="000000"/>
-                <w:sz w:val="18"/>
-              </w:rPr>
-            </w:r>
-          </w:p>
-        </w:tc>
       </w:tr>
       <w:tr>
         <w:tc>
@@ -2659,7 +3098,27 @@
                 <w:color w:val="000000"/>
                 <w:sz w:val="20"/>
               </w:rPr>
-              <w:t>Diseño y aplicación de instrumentos de recolección de datos.</w:t>
+              <w:t>Diagnóstico de la situación problemática.</w:t>
+            </w:r>
+          </w:p>
+        </w:tc>
+        <w:tc>
+          <w:tcPr>
+            <w:tcW w:w="523" w:type="dxa"/>
+            <w:shd w:val="clear" w:color="auto" w:fill="D9E1F2"/>
+          </w:tcPr>
+          <w:p>
+            <w:pPr>
+              <w:spacing w:before="60" w:after="60" w:line="240" w:lineRule="auto"/>
+              <w:jc w:val="center"/>
+            </w:pPr>
+            <w:r>
+              <w:rPr>
+                <w:rFonts w:ascii="Times New Roman" w:hAnsi="Times New Roman"/>
+                <w:b w:val="0"/>
+                <w:color w:val="000000"/>
+                <w:sz w:val="18"/>
+              </w:rPr>
             </w:r>
           </w:p>
         </w:tc>
@@ -2845,26 +3304,6 @@
             </w:r>
           </w:p>
         </w:tc>
-        <w:tc>
-          <w:tcPr>
-            <w:tcW w:w="523" w:type="dxa"/>
-            <w:shd w:val="clear" w:color="auto" w:fill="D9E1F2"/>
-          </w:tcPr>
-          <w:p>
-            <w:pPr>
-              <w:spacing w:before="60" w:after="60" w:line="240" w:lineRule="auto"/>
-              <w:jc w:val="center"/>
-            </w:pPr>
-            <w:r>
-              <w:rPr>
-                <w:rFonts w:ascii="Times New Roman" w:hAnsi="Times New Roman"/>
-                <w:b w:val="0"/>
-                <w:color w:val="000000"/>
-                <w:sz w:val="18"/>
-              </w:rPr>
-            </w:r>
-          </w:p>
-        </w:tc>
       </w:tr>
       <w:tr>
         <w:tc>
@@ -2884,7 +3323,27 @@
                 <w:color w:val="000000"/>
                 <w:sz w:val="20"/>
               </w:rPr>
-              <w:t>Diagnóstico de la situación problemática.</w:t>
+              <w:t>Revisión y elaboración del Marco Teórico.</w:t>
+            </w:r>
+          </w:p>
+        </w:tc>
+        <w:tc>
+          <w:tcPr>
+            <w:tcW w:w="523" w:type="dxa"/>
+            <w:shd w:val="clear" w:color="auto" w:fill="FFFFFF"/>
+          </w:tcPr>
+          <w:p>
+            <w:pPr>
+              <w:spacing w:before="60" w:after="60" w:line="240" w:lineRule="auto"/>
+              <w:jc w:val="center"/>
+            </w:pPr>
+            <w:r>
+              <w:rPr>
+                <w:rFonts w:ascii="Times New Roman" w:hAnsi="Times New Roman"/>
+                <w:b w:val="0"/>
+                <w:color w:val="000000"/>
+                <w:sz w:val="18"/>
+              </w:rPr>
             </w:r>
           </w:p>
         </w:tc>
@@ -3070,26 +3529,6 @@
             </w:r>
           </w:p>
         </w:tc>
-        <w:tc>
-          <w:tcPr>
-            <w:tcW w:w="523" w:type="dxa"/>
-            <w:shd w:val="clear" w:color="auto" w:fill="FFFFFF"/>
-          </w:tcPr>
-          <w:p>
-            <w:pPr>
-              <w:spacing w:before="60" w:after="60" w:line="240" w:lineRule="auto"/>
-              <w:jc w:val="center"/>
-            </w:pPr>
-            <w:r>
-              <w:rPr>
-                <w:rFonts w:ascii="Times New Roman" w:hAnsi="Times New Roman"/>
-                <w:b w:val="0"/>
-                <w:color w:val="000000"/>
-                <w:sz w:val="18"/>
-              </w:rPr>
-            </w:r>
-          </w:p>
-        </w:tc>
       </w:tr>
       <w:tr>
         <w:tc>
@@ -3109,7 +3548,27 @@
                 <w:color w:val="000000"/>
                 <w:sz w:val="20"/>
               </w:rPr>
-              <w:t>Revisión y elaboración del Marco Teórico.</w:t>
+              <w:t>Ejecución de actividades asignadas en el área administrativa.</w:t>
+            </w:r>
+          </w:p>
+        </w:tc>
+        <w:tc>
+          <w:tcPr>
+            <w:tcW w:w="523" w:type="dxa"/>
+            <w:shd w:val="clear" w:color="auto" w:fill="D9E1F2"/>
+          </w:tcPr>
+          <w:p>
+            <w:pPr>
+              <w:spacing w:before="60" w:after="60" w:line="240" w:lineRule="auto"/>
+              <w:jc w:val="center"/>
+            </w:pPr>
+            <w:r>
+              <w:rPr>
+                <w:rFonts w:ascii="Times New Roman" w:hAnsi="Times New Roman"/>
+                <w:b w:val="0"/>
+                <w:color w:val="000000"/>
+                <w:sz w:val="18"/>
+              </w:rPr>
             </w:r>
           </w:p>
         </w:tc>
@@ -3238,7 +3697,7 @@
         <w:tc>
           <w:tcPr>
             <w:tcW w:w="523" w:type="dxa"/>
-            <w:shd w:val="clear" w:color="auto" w:fill="D9E1F2"/>
+            <w:shd w:val="clear" w:color="auto" w:fill="70AD47"/>
           </w:tcPr>
           <w:p>
             <w:pPr>
@@ -3249,29 +3708,10 @@
               <w:rPr>
                 <w:rFonts w:ascii="Times New Roman" w:hAnsi="Times New Roman"/>
                 <w:b w:val="0"/>
-                <w:color w:val="000000"/>
+                <w:color w:val="FFFFFF"/>
                 <w:sz w:val="18"/>
               </w:rPr>
-            </w:r>
-          </w:p>
-        </w:tc>
-        <w:tc>
-          <w:tcPr>
-            <w:tcW w:w="523" w:type="dxa"/>
-            <w:shd w:val="clear" w:color="auto" w:fill="D9E1F2"/>
-          </w:tcPr>
-          <w:p>
-            <w:pPr>
-              <w:spacing w:before="60" w:after="60" w:line="240" w:lineRule="auto"/>
-              <w:jc w:val="center"/>
-            </w:pPr>
-            <w:r>
-              <w:rPr>
-                <w:rFonts w:ascii="Times New Roman" w:hAnsi="Times New Roman"/>
-                <w:b w:val="0"/>
-                <w:color w:val="000000"/>
-                <w:sz w:val="18"/>
-              </w:rPr>
+              <w:t>✓</w:t>
             </w:r>
           </w:p>
         </w:tc>
@@ -3334,7 +3774,27 @@
                 <w:color w:val="000000"/>
                 <w:sz w:val="20"/>
               </w:rPr>
-              <w:t>Ejecución de actividades asignadas en el área administrativa.</w:t>
+              <w:t>Registro semanal de actividades realizadas.</w:t>
+            </w:r>
+          </w:p>
+        </w:tc>
+        <w:tc>
+          <w:tcPr>
+            <w:tcW w:w="523" w:type="dxa"/>
+            <w:shd w:val="clear" w:color="auto" w:fill="FFFFFF"/>
+          </w:tcPr>
+          <w:p>
+            <w:pPr>
+              <w:spacing w:before="60" w:after="60" w:line="240" w:lineRule="auto"/>
+              <w:jc w:val="center"/>
+            </w:pPr>
+            <w:r>
+              <w:rPr>
+                <w:rFonts w:ascii="Times New Roman" w:hAnsi="Times New Roman"/>
+                <w:b w:val="0"/>
+                <w:color w:val="000000"/>
+                <w:sz w:val="18"/>
+              </w:rPr>
             </w:r>
           </w:p>
         </w:tc>
@@ -3521,26 +3981,6 @@
             </w:r>
           </w:p>
         </w:tc>
-        <w:tc>
-          <w:tcPr>
-            <w:tcW w:w="523" w:type="dxa"/>
-            <w:shd w:val="clear" w:color="auto" w:fill="FFFFFF"/>
-          </w:tcPr>
-          <w:p>
-            <w:pPr>
-              <w:spacing w:before="60" w:after="60" w:line="240" w:lineRule="auto"/>
-              <w:jc w:val="center"/>
-            </w:pPr>
-            <w:r>
-              <w:rPr>
-                <w:rFonts w:ascii="Times New Roman" w:hAnsi="Times New Roman"/>
-                <w:b w:val="0"/>
-                <w:color w:val="000000"/>
-                <w:sz w:val="18"/>
-              </w:rPr>
-            </w:r>
-          </w:p>
-        </w:tc>
       </w:tr>
       <w:tr>
         <w:tc>
@@ -3560,7 +4000,47 @@
                 <w:color w:val="000000"/>
                 <w:sz w:val="20"/>
               </w:rPr>
-              <w:t>Registro semanal de actividades realizadas.</w:t>
+              <w:t>Redacción de conclusiones y recomendaciones.</w:t>
+            </w:r>
+          </w:p>
+        </w:tc>
+        <w:tc>
+          <w:tcPr>
+            <w:tcW w:w="523" w:type="dxa"/>
+            <w:shd w:val="clear" w:color="auto" w:fill="D9E1F2"/>
+          </w:tcPr>
+          <w:p>
+            <w:pPr>
+              <w:spacing w:before="60" w:after="60" w:line="240" w:lineRule="auto"/>
+              <w:jc w:val="center"/>
+            </w:pPr>
+            <w:r>
+              <w:rPr>
+                <w:rFonts w:ascii="Times New Roman" w:hAnsi="Times New Roman"/>
+                <w:b w:val="0"/>
+                <w:color w:val="000000"/>
+                <w:sz w:val="18"/>
+              </w:rPr>
+            </w:r>
+          </w:p>
+        </w:tc>
+        <w:tc>
+          <w:tcPr>
+            <w:tcW w:w="523" w:type="dxa"/>
+            <w:shd w:val="clear" w:color="auto" w:fill="D9E1F2"/>
+          </w:tcPr>
+          <w:p>
+            <w:pPr>
+              <w:spacing w:before="60" w:after="60" w:line="240" w:lineRule="auto"/>
+              <w:jc w:val="center"/>
+            </w:pPr>
+            <w:r>
+              <w:rPr>
+                <w:rFonts w:ascii="Times New Roman" w:hAnsi="Times New Roman"/>
+                <w:b w:val="0"/>
+                <w:color w:val="000000"/>
+                <w:sz w:val="18"/>
+              </w:rPr>
             </w:r>
           </w:p>
         </w:tc>
@@ -3726,47 +4206,6 @@
             </w:r>
           </w:p>
         </w:tc>
-        <w:tc>
-          <w:tcPr>
-            <w:tcW w:w="523" w:type="dxa"/>
-            <w:shd w:val="clear" w:color="auto" w:fill="70AD47"/>
-          </w:tcPr>
-          <w:p>
-            <w:pPr>
-              <w:spacing w:before="60" w:after="60" w:line="240" w:lineRule="auto"/>
-              <w:jc w:val="center"/>
-            </w:pPr>
-            <w:r>
-              <w:rPr>
-                <w:rFonts w:ascii="Times New Roman" w:hAnsi="Times New Roman"/>
-                <w:b w:val="0"/>
-                <w:color w:val="FFFFFF"/>
-                <w:sz w:val="18"/>
-              </w:rPr>
-              <w:t>✓</w:t>
-            </w:r>
-          </w:p>
-        </w:tc>
-        <w:tc>
-          <w:tcPr>
-            <w:tcW w:w="523" w:type="dxa"/>
-            <w:shd w:val="clear" w:color="auto" w:fill="D9E1F2"/>
-          </w:tcPr>
-          <w:p>
-            <w:pPr>
-              <w:spacing w:before="60" w:after="60" w:line="240" w:lineRule="auto"/>
-              <w:jc w:val="center"/>
-            </w:pPr>
-            <w:r>
-              <w:rPr>
-                <w:rFonts w:ascii="Times New Roman" w:hAnsi="Times New Roman"/>
-                <w:b w:val="0"/>
-                <w:color w:val="000000"/>
-                <w:sz w:val="18"/>
-              </w:rPr>
-            </w:r>
-          </w:p>
-        </w:tc>
       </w:tr>
       <w:tr>
         <w:tc>
@@ -3786,7 +4225,27 @@
                 <w:color w:val="000000"/>
                 <w:sz w:val="20"/>
               </w:rPr>
-              <w:t>Redacción de conclusiones y recomendaciones.</w:t>
+              <w:t>Revisión final y presentación del informe.</w:t>
+            </w:r>
+          </w:p>
+        </w:tc>
+        <w:tc>
+          <w:tcPr>
+            <w:tcW w:w="523" w:type="dxa"/>
+            <w:shd w:val="clear" w:color="auto" w:fill="FFFFFF"/>
+          </w:tcPr>
+          <w:p>
+            <w:pPr>
+              <w:spacing w:before="60" w:after="60" w:line="240" w:lineRule="auto"/>
+              <w:jc w:val="center"/>
+            </w:pPr>
+            <w:r>
+              <w:rPr>
+                <w:rFonts w:ascii="Times New Roman" w:hAnsi="Times New Roman"/>
+                <w:b w:val="0"/>
+                <w:color w:val="000000"/>
+                <w:sz w:val="18"/>
+              </w:rPr>
             </w:r>
           </w:p>
         </w:tc>
@@ -3971,256 +4430,11 @@
             </w:r>
           </w:p>
         </w:tc>
-        <w:tc>
-          <w:tcPr>
-            <w:tcW w:w="523" w:type="dxa"/>
-            <w:shd w:val="clear" w:color="auto" w:fill="70AD47"/>
-          </w:tcPr>
-          <w:p>
-            <w:pPr>
-              <w:spacing w:before="60" w:after="60" w:line="240" w:lineRule="auto"/>
-              <w:jc w:val="center"/>
-            </w:pPr>
-            <w:r>
-              <w:rPr>
-                <w:rFonts w:ascii="Times New Roman" w:hAnsi="Times New Roman"/>
-                <w:b w:val="0"/>
-                <w:color w:val="FFFFFF"/>
-                <w:sz w:val="18"/>
-              </w:rPr>
-              <w:t>✓</w:t>
-            </w:r>
-          </w:p>
-        </w:tc>
-      </w:tr>
-      <w:tr>
-        <w:tc>
-          <w:tcPr>
-            <w:tcW w:w="3033" w:type="dxa"/>
-            <w:shd w:val="clear" w:color="auto" w:fill="D9E1F2"/>
-          </w:tcPr>
-          <w:p>
-            <w:pPr>
-              <w:spacing w:before="60" w:after="60" w:line="240" w:lineRule="auto"/>
-              <w:jc w:val="both"/>
-            </w:pPr>
-            <w:r>
-              <w:rPr>
-                <w:rFonts w:ascii="Times New Roman" w:hAnsi="Times New Roman"/>
-                <w:b w:val="0"/>
-                <w:color w:val="000000"/>
-                <w:sz w:val="20"/>
-              </w:rPr>
-              <w:t>Revisión final y presentación del informe.</w:t>
-            </w:r>
-          </w:p>
-        </w:tc>
-        <w:tc>
-          <w:tcPr>
-            <w:tcW w:w="523" w:type="dxa"/>
-            <w:shd w:val="clear" w:color="auto" w:fill="D9E1F2"/>
-          </w:tcPr>
-          <w:p>
-            <w:pPr>
-              <w:spacing w:before="60" w:after="60" w:line="240" w:lineRule="auto"/>
-              <w:jc w:val="center"/>
-            </w:pPr>
-            <w:r>
-              <w:rPr>
-                <w:rFonts w:ascii="Times New Roman" w:hAnsi="Times New Roman"/>
-                <w:b w:val="0"/>
-                <w:color w:val="000000"/>
-                <w:sz w:val="18"/>
-              </w:rPr>
-            </w:r>
-          </w:p>
-        </w:tc>
-        <w:tc>
-          <w:tcPr>
-            <w:tcW w:w="523" w:type="dxa"/>
-            <w:shd w:val="clear" w:color="auto" w:fill="D9E1F2"/>
-          </w:tcPr>
-          <w:p>
-            <w:pPr>
-              <w:spacing w:before="60" w:after="60" w:line="240" w:lineRule="auto"/>
-              <w:jc w:val="center"/>
-            </w:pPr>
-            <w:r>
-              <w:rPr>
-                <w:rFonts w:ascii="Times New Roman" w:hAnsi="Times New Roman"/>
-                <w:b w:val="0"/>
-                <w:color w:val="000000"/>
-                <w:sz w:val="18"/>
-              </w:rPr>
-            </w:r>
-          </w:p>
-        </w:tc>
-        <w:tc>
-          <w:tcPr>
-            <w:tcW w:w="523" w:type="dxa"/>
-            <w:shd w:val="clear" w:color="auto" w:fill="D9E1F2"/>
-          </w:tcPr>
-          <w:p>
-            <w:pPr>
-              <w:spacing w:before="60" w:after="60" w:line="240" w:lineRule="auto"/>
-              <w:jc w:val="center"/>
-            </w:pPr>
-            <w:r>
-              <w:rPr>
-                <w:rFonts w:ascii="Times New Roman" w:hAnsi="Times New Roman"/>
-                <w:b w:val="0"/>
-                <w:color w:val="000000"/>
-                <w:sz w:val="18"/>
-              </w:rPr>
-            </w:r>
-          </w:p>
-        </w:tc>
-        <w:tc>
-          <w:tcPr>
-            <w:tcW w:w="523" w:type="dxa"/>
-            <w:shd w:val="clear" w:color="auto" w:fill="D9E1F2"/>
-          </w:tcPr>
-          <w:p>
-            <w:pPr>
-              <w:spacing w:before="60" w:after="60" w:line="240" w:lineRule="auto"/>
-              <w:jc w:val="center"/>
-            </w:pPr>
-            <w:r>
-              <w:rPr>
-                <w:rFonts w:ascii="Times New Roman" w:hAnsi="Times New Roman"/>
-                <w:b w:val="0"/>
-                <w:color w:val="000000"/>
-                <w:sz w:val="18"/>
-              </w:rPr>
-            </w:r>
-          </w:p>
-        </w:tc>
-        <w:tc>
-          <w:tcPr>
-            <w:tcW w:w="523" w:type="dxa"/>
-            <w:shd w:val="clear" w:color="auto" w:fill="D9E1F2"/>
-          </w:tcPr>
-          <w:p>
-            <w:pPr>
-              <w:spacing w:before="60" w:after="60" w:line="240" w:lineRule="auto"/>
-              <w:jc w:val="center"/>
-            </w:pPr>
-            <w:r>
-              <w:rPr>
-                <w:rFonts w:ascii="Times New Roman" w:hAnsi="Times New Roman"/>
-                <w:b w:val="0"/>
-                <w:color w:val="000000"/>
-                <w:sz w:val="18"/>
-              </w:rPr>
-            </w:r>
-          </w:p>
-        </w:tc>
-        <w:tc>
-          <w:tcPr>
-            <w:tcW w:w="523" w:type="dxa"/>
-            <w:shd w:val="clear" w:color="auto" w:fill="D9E1F2"/>
-          </w:tcPr>
-          <w:p>
-            <w:pPr>
-              <w:spacing w:before="60" w:after="60" w:line="240" w:lineRule="auto"/>
-              <w:jc w:val="center"/>
-            </w:pPr>
-            <w:r>
-              <w:rPr>
-                <w:rFonts w:ascii="Times New Roman" w:hAnsi="Times New Roman"/>
-                <w:b w:val="0"/>
-                <w:color w:val="000000"/>
-                <w:sz w:val="18"/>
-              </w:rPr>
-            </w:r>
-          </w:p>
-        </w:tc>
-        <w:tc>
-          <w:tcPr>
-            <w:tcW w:w="523" w:type="dxa"/>
-            <w:shd w:val="clear" w:color="auto" w:fill="D9E1F2"/>
-          </w:tcPr>
-          <w:p>
-            <w:pPr>
-              <w:spacing w:before="60" w:after="60" w:line="240" w:lineRule="auto"/>
-              <w:jc w:val="center"/>
-            </w:pPr>
-            <w:r>
-              <w:rPr>
-                <w:rFonts w:ascii="Times New Roman" w:hAnsi="Times New Roman"/>
-                <w:b w:val="0"/>
-                <w:color w:val="000000"/>
-                <w:sz w:val="18"/>
-              </w:rPr>
-            </w:r>
-          </w:p>
-        </w:tc>
-        <w:tc>
-          <w:tcPr>
-            <w:tcW w:w="523" w:type="dxa"/>
-            <w:shd w:val="clear" w:color="auto" w:fill="D9E1F2"/>
-          </w:tcPr>
-          <w:p>
-            <w:pPr>
-              <w:spacing w:before="60" w:after="60" w:line="240" w:lineRule="auto"/>
-              <w:jc w:val="center"/>
-            </w:pPr>
-            <w:r>
-              <w:rPr>
-                <w:rFonts w:ascii="Times New Roman" w:hAnsi="Times New Roman"/>
-                <w:b w:val="0"/>
-                <w:color w:val="000000"/>
-                <w:sz w:val="18"/>
-              </w:rPr>
-            </w:r>
-          </w:p>
-        </w:tc>
-        <w:tc>
-          <w:tcPr>
-            <w:tcW w:w="523" w:type="dxa"/>
-            <w:shd w:val="clear" w:color="auto" w:fill="D9E1F2"/>
-          </w:tcPr>
-          <w:p>
-            <w:pPr>
-              <w:spacing w:before="60" w:after="60" w:line="240" w:lineRule="auto"/>
-              <w:jc w:val="center"/>
-            </w:pPr>
-            <w:r>
-              <w:rPr>
-                <w:rFonts w:ascii="Times New Roman" w:hAnsi="Times New Roman"/>
-                <w:b w:val="0"/>
-                <w:color w:val="000000"/>
-                <w:sz w:val="18"/>
-              </w:rPr>
-            </w:r>
-          </w:p>
-        </w:tc>
-        <w:tc>
-          <w:tcPr>
-            <w:tcW w:w="523" w:type="dxa"/>
-            <w:shd w:val="clear" w:color="auto" w:fill="70AD47"/>
-          </w:tcPr>
-          <w:p>
-            <w:pPr>
-              <w:spacing w:before="60" w:after="60" w:line="240" w:lineRule="auto"/>
-              <w:jc w:val="center"/>
-            </w:pPr>
-            <w:r>
-              <w:rPr>
-                <w:rFonts w:ascii="Times New Roman" w:hAnsi="Times New Roman"/>
-                <w:b w:val="0"/>
-                <w:color w:val="FFFFFF"/>
-                <w:sz w:val="18"/>
-              </w:rPr>
-              <w:t>✓</w:t>
-            </w:r>
-          </w:p>
-        </w:tc>
       </w:tr>
     </w:tbl>
     <w:p/>
     <w:sectPr>
-      <w:footerReference w:type="default" r:id="rId16"/>
+      <w:footerReference w:type="default" r:id="rId17"/>
       <w:type w:val="continuous"/>
       <w:pgSz w:w="12240" w:h="15840"/>
       <w:pgMar w:top="1701" w:right="1701" w:bottom="1701" w:left="2268" w:header="720" w:footer="720" w:gutter="0"/>
